--- a/eng/docx/32.content.docx
+++ b/eng/docx/32.content.docx
@@ -136,13 +136,6 @@
         <w:rPr>
           <w:lang w:val="en_US" w:bidi="en_US"/>
         </w:rPr>
-      </w:r>
-      <w:r>
-        <w:rPr>
-          <w:i/>
-          <w:lang w:val="en_US" w:bidi="en_US"/>
-        </w:rPr>
-        <w:t>Jonah 1:2, Jonah 1:3, Jonah 1:4, Jonah 1:5, Jonah 1:7, Jonah 1:7 (#2), Jonah 1:10, Jonah 1:12, Jonah 1:14, Jonah 1:15, Jonah 1:17, Jonah 2:1, Jonah 2:4, Jonah 2:6, Jonah 2:8, Jonah 2:9, Jonah 2:9 (#2), Jonah 2:10, Jonah 3:2, Jonah 3:3, Jonah 3:4, Jonah 3:8, Jonah 3:9, Jonah 3:10, Jonah 4:1, Jonah 4:2, Jonah 4:3, Jonah 4:4, Jonah 4:5, Jonah 4:6, Jonah 4:7, Jonah 4:9, Jonah 4:10, Jonah 4:11</w:t>
       </w:r>
       <w:r>
         <w:rPr>

--- a/eng/docx/32.content.docx
+++ b/eng/docx/32.content.docx
@@ -123,19 +123,6 @@
           <w:lang w:val="en_US" w:bidi="en_US"/>
         </w:rPr>
         <w:t>JON</w:t>
-      </w:r>
-      <w:r>
-        <w:rPr>
-          <w:lang w:val="en_US" w:bidi="en_US"/>
-        </w:rPr>
-      </w:r>
-    </w:p>
-    <w:p>
-      <w:pPr/>
-      <w:r>
-        <w:rPr>
-          <w:lang w:val="en_US" w:bidi="en_US"/>
-        </w:rPr>
       </w:r>
       <w:r>
         <w:rPr>

--- a/eng/docx/32.content.docx
+++ b/eng/docx/32.content.docx
@@ -19,7 +19,7 @@
         <w:rPr>
           <w:lang w:val="en_US" w:bidi="en_US"/>
         </w:rPr>
-        <w:t>Resource: Translation Questions (unfoldingWord)</w:t>
+        <w:t>Resource: unfoldingWord® Translation Questions</w:t>
       </w:r>
       <w:r>
         <w:rPr>
@@ -85,7 +85,7 @@
         <w:rPr>
           <w:lang w:val="en_US" w:bidi="en_US"/>
         </w:rPr>
-        <w:t>Translation Questions (unfoldingWord)</w:t>
+        <w:t>unfoldingWord® Translation Questions</w:t>
       </w:r>
     </w:p>
     <w:p>

--- a/eng/docx/32.content.docx
+++ b/eng/docx/32.content.docx
@@ -185,7 +185,7 @@
         <w:rPr>
           <w:lang w:val="en_US" w:bidi="en_US"/>
         </w:rPr>
-        <w:t>Jonah 1:2</w:t>
+        <w:t>Jonah 1:2 (#1)</w:t>
       </w:r>
       <w:r>
         <w:rPr>
@@ -248,7 +248,7 @@
         <w:rPr>
           <w:lang w:val="en_US" w:bidi="en_US"/>
         </w:rPr>
-        <w:t>Jonah 1:3</w:t>
+        <w:t>Jonah 1:3 (#1)</w:t>
       </w:r>
       <w:r>
         <w:rPr>
@@ -311,7 +311,7 @@
         <w:rPr>
           <w:lang w:val="en_US" w:bidi="en_US"/>
         </w:rPr>
-        <w:t>Jonah 1:4</w:t>
+        <w:t>Jonah 1:4 (#1)</w:t>
       </w:r>
       <w:r>
         <w:rPr>
@@ -374,7 +374,7 @@
         <w:rPr>
           <w:lang w:val="en_US" w:bidi="en_US"/>
         </w:rPr>
-        <w:t>Jonah 1:5</w:t>
+        <w:t>Jonah 1:5 (#1)</w:t>
       </w:r>
       <w:r>
         <w:rPr>
@@ -437,7 +437,7 @@
         <w:rPr>
           <w:lang w:val="en_US" w:bidi="en_US"/>
         </w:rPr>
-        <w:t>Jonah 1:7</w:t>
+        <w:t>Jonah 1:7 (#1)</w:t>
       </w:r>
       <w:r>
         <w:rPr>
@@ -563,7 +563,7 @@
         <w:rPr>
           <w:lang w:val="en_US" w:bidi="en_US"/>
         </w:rPr>
-        <w:t>Jonah 1:10</w:t>
+        <w:t>Jonah 1:10 (#1)</w:t>
       </w:r>
       <w:r>
         <w:rPr>
@@ -626,7 +626,7 @@
         <w:rPr>
           <w:lang w:val="en_US" w:bidi="en_US"/>
         </w:rPr>
-        <w:t>Jonah 1:12</w:t>
+        <w:t>Jonah 1:12 (#1)</w:t>
       </w:r>
       <w:r>
         <w:rPr>
@@ -689,7 +689,7 @@
         <w:rPr>
           <w:lang w:val="en_US" w:bidi="en_US"/>
         </w:rPr>
-        <w:t>Jonah 1:14</w:t>
+        <w:t>Jonah 1:14 (#1)</w:t>
       </w:r>
       <w:r>
         <w:rPr>
@@ -752,7 +752,7 @@
         <w:rPr>
           <w:lang w:val="en_US" w:bidi="en_US"/>
         </w:rPr>
-        <w:t>Jonah 1:15</w:t>
+        <w:t>Jonah 1:15 (#1)</w:t>
       </w:r>
       <w:r>
         <w:rPr>
@@ -815,7 +815,7 @@
         <w:rPr>
           <w:lang w:val="en_US" w:bidi="en_US"/>
         </w:rPr>
-        <w:t>Jonah 1:17</w:t>
+        <w:t>Jonah 1:17 (#1)</w:t>
       </w:r>
       <w:r>
         <w:rPr>
@@ -878,7 +878,7 @@
         <w:rPr>
           <w:lang w:val="en_US" w:bidi="en_US"/>
         </w:rPr>
-        <w:t>Jonah 2:1</w:t>
+        <w:t>Jonah 2:1 (#1)</w:t>
       </w:r>
       <w:r>
         <w:rPr>
@@ -941,7 +941,7 @@
         <w:rPr>
           <w:lang w:val="en_US" w:bidi="en_US"/>
         </w:rPr>
-        <w:t>Jonah 2:4</w:t>
+        <w:t>Jonah 2:4 (#1)</w:t>
       </w:r>
       <w:r>
         <w:rPr>
@@ -1004,7 +1004,7 @@
         <w:rPr>
           <w:lang w:val="en_US" w:bidi="en_US"/>
         </w:rPr>
-        <w:t>Jonah 2:6</w:t>
+        <w:t>Jonah 2:6 (#1)</w:t>
       </w:r>
       <w:r>
         <w:rPr>
@@ -1067,7 +1067,7 @@
         <w:rPr>
           <w:lang w:val="en_US" w:bidi="en_US"/>
         </w:rPr>
-        <w:t>Jonah 2:8</w:t>
+        <w:t>Jonah 2:8 (#1)</w:t>
       </w:r>
       <w:r>
         <w:rPr>
@@ -1130,7 +1130,7 @@
         <w:rPr>
           <w:lang w:val="en_US" w:bidi="en_US"/>
         </w:rPr>
-        <w:t>Jonah 2:9</w:t>
+        <w:t>Jonah 2:9 (#1)</w:t>
       </w:r>
       <w:r>
         <w:rPr>
@@ -1256,7 +1256,7 @@
         <w:rPr>
           <w:lang w:val="en_US" w:bidi="en_US"/>
         </w:rPr>
-        <w:t>Jonah 2:10</w:t>
+        <w:t>Jonah 2:10 (#1)</w:t>
       </w:r>
       <w:r>
         <w:rPr>
@@ -1276,7 +1276,7 @@
           <w:b/>
           <w:lang w:val="en_US" w:bidi="en_US"/>
         </w:rPr>
-        <w:t>How did Yahweh respond to Jonah's prayer?</w:t>
+        <w:t>How did Yahweh respond to Jonah’s prayer?</w:t>
       </w:r>
     </w:p>
     <w:p>
@@ -1319,7 +1319,7 @@
         <w:rPr>
           <w:lang w:val="en_US" w:bidi="en_US"/>
         </w:rPr>
-        <w:t>Jonah 3:2</w:t>
+        <w:t>Jonah 3:2 (#1)</w:t>
       </w:r>
       <w:r>
         <w:rPr>
@@ -1382,7 +1382,7 @@
         <w:rPr>
           <w:lang w:val="en_US" w:bidi="en_US"/>
         </w:rPr>
-        <w:t>Jonah 3:3</w:t>
+        <w:t>Jonah 3:3 (#1)</w:t>
       </w:r>
       <w:r>
         <w:rPr>
@@ -1445,7 +1445,7 @@
         <w:rPr>
           <w:lang w:val="en_US" w:bidi="en_US"/>
         </w:rPr>
-        <w:t>Jonah 3:4</w:t>
+        <w:t>Jonah 3:4 (#1)</w:t>
       </w:r>
       <w:r>
         <w:rPr>
@@ -1508,7 +1508,7 @@
         <w:rPr>
           <w:lang w:val="en_US" w:bidi="en_US"/>
         </w:rPr>
-        <w:t>Jonah 3:8</w:t>
+        <w:t>Jonah 3:8 (#1)</w:t>
       </w:r>
       <w:r>
         <w:rPr>
@@ -1571,7 +1571,7 @@
         <w:rPr>
           <w:lang w:val="en_US" w:bidi="en_US"/>
         </w:rPr>
-        <w:t>Jonah 3:9</w:t>
+        <w:t>Jonah 3:9 (#1)</w:t>
       </w:r>
       <w:r>
         <w:rPr>
@@ -1634,7 +1634,7 @@
         <w:rPr>
           <w:lang w:val="en_US" w:bidi="en_US"/>
         </w:rPr>
-        <w:t>Jonah 3:10</w:t>
+        <w:t>Jonah 3:10 (#1)</w:t>
       </w:r>
       <w:r>
         <w:rPr>
@@ -1654,7 +1654,7 @@
           <w:b/>
           <w:lang w:val="en_US" w:bidi="en_US"/>
         </w:rPr>
-        <w:t>How did God respond to the Ninevites' repentance?</w:t>
+        <w:t>How did God respond to the Ninevites’ repentance?</w:t>
       </w:r>
     </w:p>
     <w:p>
@@ -1697,7 +1697,7 @@
         <w:rPr>
           <w:lang w:val="en_US" w:bidi="en_US"/>
         </w:rPr>
-        <w:t>Jonah 4:1</w:t>
+        <w:t>Jonah 4:1 (#1)</w:t>
       </w:r>
       <w:r>
         <w:rPr>
@@ -1760,7 +1760,7 @@
         <w:rPr>
           <w:lang w:val="en_US" w:bidi="en_US"/>
         </w:rPr>
-        <w:t>Jonah 4:2</w:t>
+        <w:t>Jonah 4:2 (#1)</w:t>
       </w:r>
       <w:r>
         <w:rPr>
@@ -1823,7 +1823,7 @@
         <w:rPr>
           <w:lang w:val="en_US" w:bidi="en_US"/>
         </w:rPr>
-        <w:t>Jonah 4:3</w:t>
+        <w:t>Jonah 4:3 (#1)</w:t>
       </w:r>
       <w:r>
         <w:rPr>
@@ -1886,7 +1886,7 @@
         <w:rPr>
           <w:lang w:val="en_US" w:bidi="en_US"/>
         </w:rPr>
-        <w:t>Jonah 4:4</w:t>
+        <w:t>Jonah 4:4 (#1)</w:t>
       </w:r>
       <w:r>
         <w:rPr>
@@ -1949,7 +1949,7 @@
         <w:rPr>
           <w:lang w:val="en_US" w:bidi="en_US"/>
         </w:rPr>
-        <w:t>Jonah 4:5</w:t>
+        <w:t>Jonah 4:5 (#1)</w:t>
       </w:r>
       <w:r>
         <w:rPr>
@@ -2012,7 +2012,7 @@
         <w:rPr>
           <w:lang w:val="en_US" w:bidi="en_US"/>
         </w:rPr>
-        <w:t>Jonah 4:6</w:t>
+        <w:t>Jonah 4:6 (#1)</w:t>
       </w:r>
       <w:r>
         <w:rPr>
@@ -2075,7 +2075,7 @@
         <w:rPr>
           <w:lang w:val="en_US" w:bidi="en_US"/>
         </w:rPr>
-        <w:t>Jonah 4:7</w:t>
+        <w:t>Jonah 4:7 (#1)</w:t>
       </w:r>
       <w:r>
         <w:rPr>
@@ -2138,7 +2138,7 @@
         <w:rPr>
           <w:lang w:val="en_US" w:bidi="en_US"/>
         </w:rPr>
-        <w:t>Jonah 4:9</w:t>
+        <w:t>Jonah 4:9 (#1)</w:t>
       </w:r>
       <w:r>
         <w:rPr>
@@ -2201,7 +2201,7 @@
         <w:rPr>
           <w:lang w:val="en_US" w:bidi="en_US"/>
         </w:rPr>
-        <w:t>Jonah 4:10</w:t>
+        <w:t>Jonah 4:10 (#1)</w:t>
       </w:r>
       <w:r>
         <w:rPr>
@@ -2264,7 +2264,7 @@
         <w:rPr>
           <w:lang w:val="en_US" w:bidi="en_US"/>
         </w:rPr>
-        <w:t>Jonah 4:11</w:t>
+        <w:t>Jonah 4:11 (#1)</w:t>
       </w:r>
       <w:r>
         <w:rPr>
